--- a/plan/sitePlan.docx
+++ b/plan/sitePlan.docx
@@ -35,7 +35,7 @@
     <w:p>
       <w:r>
         <w:pict w14:anchorId="465248E2">
-          <v:rect id="_x0000_i1169" style="width:0;height:1.5pt" o:hralign="center" o:hrstd="t" o:hr="t" fillcolor="#a0a0a0" stroked="f"/>
+          <v:rect id="_x0000_i1025" style="width:0;height:1.5pt" o:hralign="center" o:hrstd="t" o:hr="t" fillcolor="#a0a0a0" stroked="f"/>
         </w:pict>
       </w:r>
     </w:p>
@@ -111,7 +111,7 @@
     <w:p>
       <w:r>
         <w:pict w14:anchorId="5DC2EE40">
-          <v:rect id="_x0000_i1170" style="width:0;height:1.5pt" o:hralign="center" o:hrstd="t" o:hr="t" fillcolor="#a0a0a0" stroked="f"/>
+          <v:rect id="_x0000_i1026" style="width:0;height:1.5pt" o:hralign="center" o:hrstd="t" o:hr="t" fillcolor="#a0a0a0" stroked="f"/>
         </w:pict>
       </w:r>
     </w:p>
@@ -159,7 +159,15 @@
         </w:numPr>
       </w:pPr>
       <w:r>
-        <w:t>Headless CMS (Sanity, Contentful) OR Shopify (headless)</w:t>
+        <w:t xml:space="preserve">Headless CMS (Sanity, </w:t>
+      </w:r>
+      <w:proofErr w:type="spellStart"/>
+      <w:r>
+        <w:t>Contentful</w:t>
+      </w:r>
+      <w:proofErr w:type="spellEnd"/>
+      <w:r>
+        <w:t>) OR Shopify (headless)</w:t>
       </w:r>
     </w:p>
     <w:p>
@@ -205,13 +213,23 @@
           <w:numId w:val="5"/>
         </w:numPr>
       </w:pPr>
-      <w:r>
-        <w:t>Vercel / Netlify</w:t>
-      </w:r>
-    </w:p>
-    <w:p>
-      <w:r>
-        <w:t>Supporting Services:</w:t>
+      <w:proofErr w:type="spellStart"/>
+      <w:r>
+        <w:t>Vercel</w:t>
+      </w:r>
+      <w:proofErr w:type="spellEnd"/>
+      <w:r>
+        <w:t xml:space="preserve"> / Netlify</w:t>
+      </w:r>
+    </w:p>
+    <w:p>
+      <w:proofErr w:type="gramStart"/>
+      <w:r>
+        <w:t>Supporting</w:t>
+      </w:r>
+      <w:proofErr w:type="gramEnd"/>
+      <w:r>
+        <w:t xml:space="preserve"> Services:</w:t>
       </w:r>
     </w:p>
     <w:p>
@@ -222,8 +240,13 @@
         </w:numPr>
       </w:pPr>
       <w:r>
-        <w:t>Image CDN: Cloudinary</w:t>
-      </w:r>
+        <w:t xml:space="preserve">Image CDN: </w:t>
+      </w:r>
+      <w:proofErr w:type="spellStart"/>
+      <w:r>
+        <w:t>Cloudinary</w:t>
+      </w:r>
+      <w:proofErr w:type="spellEnd"/>
     </w:p>
     <w:p>
       <w:pPr>
@@ -233,14 +256,19 @@
         </w:numPr>
       </w:pPr>
       <w:r>
-        <w:t>Search &amp; filtering: Algolia</w:t>
-      </w:r>
+        <w:t xml:space="preserve">Search &amp; filtering: </w:t>
+      </w:r>
+      <w:proofErr w:type="spellStart"/>
+      <w:r>
+        <w:t>Algolia</w:t>
+      </w:r>
+      <w:proofErr w:type="spellEnd"/>
     </w:p>
     <w:p>
       <w:r>
         <w:lastRenderedPageBreak/>
         <w:pict w14:anchorId="1A3AF986">
-          <v:rect id="_x0000_i1171" style="width:0;height:1.5pt" o:hralign="center" o:hrstd="t" o:hr="t" fillcolor="#a0a0a0" stroked="f"/>
+          <v:rect id="_x0000_i1027" style="width:0;height:1.5pt" o:hralign="center" o:hrstd="t" o:hr="t" fillcolor="#a0a0a0" stroked="f"/>
         </w:pict>
       </w:r>
     </w:p>
@@ -612,7 +640,7 @@
     <w:p>
       <w:r>
         <w:pict w14:anchorId="63834F36">
-          <v:rect id="_x0000_i1172" style="width:0;height:1.5pt" o:hralign="center" o:hrstd="t" o:hr="t" fillcolor="#a0a0a0" stroked="f"/>
+          <v:rect id="_x0000_i1028" style="width:0;height:1.5pt" o:hralign="center" o:hrstd="t" o:hr="t" fillcolor="#a0a0a0" stroked="f"/>
         </w:pict>
       </w:r>
     </w:p>
@@ -739,7 +767,7 @@
     <w:p>
       <w:r>
         <w:pict w14:anchorId="3F82BA09">
-          <v:rect id="_x0000_i1173" style="width:0;height:1.5pt" o:hralign="center" o:hrstd="t" o:hr="t" fillcolor="#a0a0a0" stroked="f"/>
+          <v:rect id="_x0000_i1029" style="width:0;height:1.5pt" o:hralign="center" o:hrstd="t" o:hr="t" fillcolor="#a0a0a0" stroked="f"/>
         </w:pict>
       </w:r>
     </w:p>
@@ -761,7 +789,7 @@
     <w:p>
       <w:r>
         <w:pict w14:anchorId="1527C8EF">
-          <v:rect id="_x0000_i1174" style="width:0;height:1.5pt" o:hralign="center" o:hrstd="t" o:hr="t" fillcolor="#a0a0a0" stroked="f"/>
+          <v:rect id="_x0000_i1030" style="width:0;height:1.5pt" o:hralign="center" o:hrstd="t" o:hr="t" fillcolor="#a0a0a0" stroked="f"/>
         </w:pict>
       </w:r>
     </w:p>
@@ -1032,7 +1060,7 @@
     <w:p>
       <w:r>
         <w:pict w14:anchorId="32542E40">
-          <v:rect id="_x0000_i1175" style="width:0;height:1.5pt" o:hralign="center" o:hrstd="t" o:hr="t" fillcolor="#a0a0a0" stroked="f"/>
+          <v:rect id="_x0000_i1031" style="width:0;height:1.5pt" o:hralign="center" o:hrstd="t" o:hr="t" fillcolor="#a0a0a0" stroked="f"/>
         </w:pict>
       </w:r>
     </w:p>
@@ -1221,7 +1249,7 @@
     <w:p>
       <w:r>
         <w:pict w14:anchorId="627F1448">
-          <v:rect id="_x0000_i1176" style="width:0;height:1.5pt" o:hralign="center" o:hrstd="t" o:hr="t" fillcolor="#a0a0a0" stroked="f"/>
+          <v:rect id="_x0000_i1032" style="width:0;height:1.5pt" o:hralign="center" o:hrstd="t" o:hr="t" fillcolor="#a0a0a0" stroked="f"/>
         </w:pict>
       </w:r>
     </w:p>
@@ -1427,7 +1455,7 @@
     <w:p>
       <w:r>
         <w:pict w14:anchorId="4039EF7D">
-          <v:rect id="_x0000_i1177" style="width:0;height:1.5pt" o:hralign="center" o:hrstd="t" o:hr="t" fillcolor="#a0a0a0" stroked="f"/>
+          <v:rect id="_x0000_i1033" style="width:0;height:1.5pt" o:hralign="center" o:hrstd="t" o:hr="t" fillcolor="#a0a0a0" stroked="f"/>
         </w:pict>
       </w:r>
     </w:p>
@@ -1563,7 +1591,7 @@
     <w:p>
       <w:r>
         <w:pict w14:anchorId="09A56661">
-          <v:rect id="_x0000_i1178" style="width:0;height:1.5pt" o:hralign="center" o:hrstd="t" o:hr="t" fillcolor="#a0a0a0" stroked="f"/>
+          <v:rect id="_x0000_i1034" style="width:0;height:1.5pt" o:hralign="center" o:hrstd="t" o:hr="t" fillcolor="#a0a0a0" stroked="f"/>
         </w:pict>
       </w:r>
     </w:p>
@@ -1707,7 +1735,7 @@
     <w:p>
       <w:r>
         <w:pict w14:anchorId="29555428">
-          <v:rect id="_x0000_i1179" style="width:0;height:1.5pt" o:hralign="center" o:hrstd="t" o:hr="t" fillcolor="#a0a0a0" stroked="f"/>
+          <v:rect id="_x0000_i1035" style="width:0;height:1.5pt" o:hralign="center" o:hrstd="t" o:hr="t" fillcolor="#a0a0a0" stroked="f"/>
         </w:pict>
       </w:r>
     </w:p>
@@ -1806,7 +1834,7 @@
     <w:p>
       <w:r>
         <w:pict w14:anchorId="498A4FDB">
-          <v:rect id="_x0000_i1180" style="width:0;height:1.5pt" o:hralign="center" o:hrstd="t" o:hr="t" fillcolor="#a0a0a0" stroked="f"/>
+          <v:rect id="_x0000_i1036" style="width:0;height:1.5pt" o:hralign="center" o:hrstd="t" o:hr="t" fillcolor="#a0a0a0" stroked="f"/>
         </w:pict>
       </w:r>
     </w:p>
@@ -1861,7 +1889,7 @@
     <w:p>
       <w:r>
         <w:pict w14:anchorId="5A266FC8">
-          <v:rect id="_x0000_i1181" style="width:0;height:1.5pt" o:hralign="center" o:hrstd="t" o:hr="t" fillcolor="#a0a0a0" stroked="f"/>
+          <v:rect id="_x0000_i1037" style="width:0;height:1.5pt" o:hralign="center" o:hrstd="t" o:hr="t" fillcolor="#a0a0a0" stroked="f"/>
         </w:pict>
       </w:r>
     </w:p>
@@ -1927,7 +1955,7 @@
     <w:p>
       <w:r>
         <w:pict w14:anchorId="0F9B22BA">
-          <v:rect id="_x0000_i1182" style="width:0;height:1.5pt" o:hralign="center" o:hrstd="t" o:hr="t" fillcolor="#a0a0a0" stroked="f"/>
+          <v:rect id="_x0000_i1038" style="width:0;height:1.5pt" o:hralign="center" o:hrstd="t" o:hr="t" fillcolor="#a0a0a0" stroked="f"/>
         </w:pict>
       </w:r>
     </w:p>
@@ -1975,14 +2003,19 @@
           <w:numId w:val="39"/>
         </w:numPr>
       </w:pPr>
-      <w:r>
-        <w:t>Map embed</w:t>
+      <w:proofErr w:type="gramStart"/>
+      <w:r>
+        <w:t>Map</w:t>
+      </w:r>
+      <w:proofErr w:type="gramEnd"/>
+      <w:r>
+        <w:t xml:space="preserve"> embed</w:t>
       </w:r>
     </w:p>
     <w:p>
       <w:r>
         <w:pict w14:anchorId="4D8FEF98">
-          <v:rect id="_x0000_i1183" style="width:0;height:1.5pt" o:hralign="center" o:hrstd="t" o:hr="t" fillcolor="#a0a0a0" stroked="f"/>
+          <v:rect id="_x0000_i1039" style="width:0;height:1.5pt" o:hralign="center" o:hrstd="t" o:hr="t" fillcolor="#a0a0a0" stroked="f"/>
         </w:pict>
       </w:r>
     </w:p>
@@ -2049,7 +2082,7 @@
     <w:p>
       <w:r>
         <w:pict w14:anchorId="25E772A3">
-          <v:rect id="_x0000_i1184" style="width:0;height:1.5pt" o:hralign="center" o:hrstd="t" o:hr="t" fillcolor="#a0a0a0" stroked="f"/>
+          <v:rect id="_x0000_i1040" style="width:0;height:1.5pt" o:hralign="center" o:hrstd="t" o:hr="t" fillcolor="#a0a0a0" stroked="f"/>
         </w:pict>
       </w:r>
     </w:p>
@@ -2185,7 +2218,7 @@
     <w:p>
       <w:r>
         <w:pict w14:anchorId="3B259794">
-          <v:rect id="_x0000_i1185" style="width:0;height:1.5pt" o:hralign="center" o:hrstd="t" o:hr="t" fillcolor="#a0a0a0" stroked="f"/>
+          <v:rect id="_x0000_i1041" style="width:0;height:1.5pt" o:hralign="center" o:hrstd="t" o:hr="t" fillcolor="#a0a0a0" stroked="f"/>
         </w:pict>
       </w:r>
     </w:p>
@@ -2216,8 +2249,13 @@
           <w:numId w:val="44"/>
         </w:numPr>
       </w:pPr>
-      <w:r>
-        <w:t>Primary: #111111 (Black)</w:t>
+      <w:proofErr w:type="gramStart"/>
+      <w:r>
+        <w:t>Primary: #</w:t>
+      </w:r>
+      <w:proofErr w:type="gramEnd"/>
+      <w:r>
+        <w:t>111111 (Black)</w:t>
       </w:r>
     </w:p>
     <w:p>
@@ -2227,8 +2265,13 @@
           <w:numId w:val="44"/>
         </w:numPr>
       </w:pPr>
-      <w:r>
-        <w:t>Secondary: #F5F5F5 (Off-white)</w:t>
+      <w:proofErr w:type="gramStart"/>
+      <w:r>
+        <w:t>Secondary: #</w:t>
+      </w:r>
+      <w:proofErr w:type="gramEnd"/>
+      <w:r>
+        <w:t>F5F5F5 (Off-white)</w:t>
       </w:r>
     </w:p>
     <w:p>
@@ -2237,13 +2280,59 @@
           <w:ilvl w:val="0"/>
           <w:numId w:val="44"/>
         </w:numPr>
-      </w:pPr>
-      <w:r>
-        <w:t>Accent: #1C2A39 (Navy)</w:t>
-      </w:r>
-    </w:p>
-    <w:p>
-      <w:r>
+        <w:rPr>
+          <w:color w:val="1C2A39"/>
+        </w:rPr>
+      </w:pPr>
+      <w:proofErr w:type="gramStart"/>
+      <w:r>
+        <w:rPr>
+          <w:color w:val="1C2A39"/>
+        </w:rPr>
+        <w:t>Accent: #</w:t>
+      </w:r>
+      <w:proofErr w:type="gramEnd"/>
+      <w:r>
+        <w:rPr>
+          <w:color w:val="1C2A39"/>
+        </w:rPr>
+        <w:t>1C2A39 (Navy)</w:t>
+      </w:r>
+    </w:p>
+    <w:p>
+      <w:pPr>
+        <w:numPr>
+          <w:ilvl w:val="0"/>
+          <w:numId w:val="44"/>
+        </w:numPr>
+        <w:rPr>
+          <w:color w:val="E07A5F"/>
+        </w:rPr>
+      </w:pPr>
+      <w:proofErr w:type="gramStart"/>
+      <w:r>
+        <w:rPr>
+          <w:color w:val="E07A5F"/>
+        </w:rPr>
+        <w:t>Accent: #</w:t>
+      </w:r>
+      <w:proofErr w:type="gramEnd"/>
+      <w:r>
+        <w:rPr>
+          <w:color w:val="E07A5F"/>
+        </w:rPr>
+        <w:t xml:space="preserve">2 </w:t>
+      </w:r>
+      <w:r>
+        <w:rPr>
+          <w:color w:val="E07A5F"/>
+        </w:rPr>
+        <w:t>#E07A5F</w:t>
+      </w:r>
+    </w:p>
+    <w:p>
+      <w:r>
+        <w:lastRenderedPageBreak/>
         <w:t>TYPOGRAPHY</w:t>
       </w:r>
     </w:p>
@@ -2255,7 +2344,6 @@
         </w:numPr>
       </w:pPr>
       <w:r>
-        <w:lastRenderedPageBreak/>
         <w:t>Headings: Serif (e.g., Playfair Display)</w:t>
       </w:r>
     </w:p>
@@ -2327,7 +2415,7 @@
     <w:p>
       <w:r>
         <w:pict w14:anchorId="2C34E3BB">
-          <v:rect id="_x0000_i1186" style="width:0;height:1.5pt" o:hralign="center" o:hrstd="t" o:hr="t" fillcolor="#a0a0a0" stroked="f"/>
+          <v:rect id="_x0000_i1042" style="width:0;height:1.5pt" o:hralign="center" o:hrstd="t" o:hr="t" fillcolor="#a0a0a0" stroked="f"/>
         </w:pict>
       </w:r>
     </w:p>
@@ -2474,7 +2562,7 @@
     <w:p>
       <w:r>
         <w:pict w14:anchorId="0411440B">
-          <v:rect id="_x0000_i1187" style="width:0;height:1.5pt" o:hralign="center" o:hrstd="t" o:hr="t" fillcolor="#a0a0a0" stroked="f"/>
+          <v:rect id="_x0000_i1043" style="width:0;height:1.5pt" o:hralign="center" o:hrstd="t" o:hr="t" fillcolor="#a0a0a0" stroked="f"/>
         </w:pict>
       </w:r>
     </w:p>
@@ -2501,6 +2589,7 @@
         </w:numPr>
       </w:pPr>
       <w:r>
+        <w:lastRenderedPageBreak/>
         <w:t>Lighthouse score target: 90+</w:t>
       </w:r>
     </w:p>
@@ -2512,7 +2601,6 @@
         </w:numPr>
       </w:pPr>
       <w:r>
-        <w:lastRenderedPageBreak/>
         <w:t>Lazy loading images</w:t>
       </w:r>
     </w:p>
@@ -2563,7 +2651,7 @@
     <w:p>
       <w:r>
         <w:pict w14:anchorId="256C1BEF">
-          <v:rect id="_x0000_i1188" style="width:0;height:1.5pt" o:hralign="center" o:hrstd="t" o:hr="t" fillcolor="#a0a0a0" stroked="f"/>
+          <v:rect id="_x0000_i1044" style="width:0;height:1.5pt" o:hralign="center" o:hrstd="t" o:hr="t" fillcolor="#a0a0a0" stroked="f"/>
         </w:pict>
       </w:r>
     </w:p>
@@ -2600,8 +2688,13 @@
           <w:numId w:val="52"/>
         </w:numPr>
       </w:pPr>
-      <w:r>
-        <w:t>Swipeable galleries</w:t>
+      <w:proofErr w:type="spellStart"/>
+      <w:r>
+        <w:t>Swipeable</w:t>
+      </w:r>
+      <w:proofErr w:type="spellEnd"/>
+      <w:r>
+        <w:t xml:space="preserve"> galleries</w:t>
       </w:r>
     </w:p>
     <w:p>
@@ -2629,7 +2722,7 @@
     <w:p>
       <w:r>
         <w:pict w14:anchorId="3F7873AB">
-          <v:rect id="_x0000_i1189" style="width:0;height:1.5pt" o:hralign="center" o:hrstd="t" o:hr="t" fillcolor="#a0a0a0" stroked="f"/>
+          <v:rect id="_x0000_i1045" style="width:0;height:1.5pt" o:hralign="center" o:hrstd="t" o:hr="t" fillcolor="#a0a0a0" stroked="f"/>
         </w:pict>
       </w:r>
     </w:p>
@@ -2695,7 +2788,7 @@
     <w:p>
       <w:r>
         <w:pict w14:anchorId="0AFA4AC7">
-          <v:rect id="_x0000_i1190" style="width:0;height:1.5pt" o:hralign="center" o:hrstd="t" o:hr="t" fillcolor="#a0a0a0" stroked="f"/>
+          <v:rect id="_x0000_i1046" style="width:0;height:1.5pt" o:hralign="center" o:hrstd="t" o:hr="t" fillcolor="#a0a0a0" stroked="f"/>
         </w:pict>
       </w:r>
     </w:p>
@@ -2761,7 +2854,7 @@
     <w:p>
       <w:r>
         <w:pict w14:anchorId="3F137E19">
-          <v:rect id="_x0000_i1191" style="width:0;height:1.5pt" o:hralign="center" o:hrstd="t" o:hr="t" fillcolor="#a0a0a0" stroked="f"/>
+          <v:rect id="_x0000_i1047" style="width:0;height:1.5pt" o:hralign="center" o:hrstd="t" o:hr="t" fillcolor="#a0a0a0" stroked="f"/>
         </w:pict>
       </w:r>
     </w:p>
@@ -2788,6 +2881,7 @@
         </w:numPr>
       </w:pPr>
       <w:r>
+        <w:lastRenderedPageBreak/>
         <w:t>Use component-based architecture</w:t>
       </w:r>
     </w:p>
@@ -2799,7 +2893,6 @@
         </w:numPr>
       </w:pPr>
       <w:r>
-        <w:lastRenderedPageBreak/>
         <w:t>Separate CMS from frontend</w:t>
       </w:r>
     </w:p>
@@ -2828,7 +2921,7 @@
     <w:p>
       <w:r>
         <w:pict w14:anchorId="69D95BB2">
-          <v:rect id="_x0000_i1192" style="width:0;height:1.5pt" o:hralign="center" o:hrstd="t" o:hr="t" fillcolor="#a0a0a0" stroked="f"/>
+          <v:rect id="_x0000_i1048" style="width:0;height:1.5pt" o:hralign="center" o:hrstd="t" o:hr="t" fillcolor="#a0a0a0" stroked="f"/>
         </w:pict>
       </w:r>
     </w:p>
@@ -11184,6 +11277,7 @@
   <w:num w:numId="55" w16cid:durableId="2063165970">
     <w:abstractNumId w:val="21"/>
   </w:num>
+  <w:numIdMacAtCleanup w:val="55"/>
 </w:numbering>
 </file>
 

--- a/plan/sitePlan.docx
+++ b/plan/sitePlan.docx
@@ -2306,28 +2306,34 @@
           <w:numId w:val="44"/>
         </w:numPr>
         <w:rPr>
-          <w:color w:val="E07A5F"/>
+          <w:color w:val="5F9EA0"/>
         </w:rPr>
       </w:pPr>
       <w:proofErr w:type="gramStart"/>
       <w:r>
         <w:rPr>
-          <w:color w:val="E07A5F"/>
+          <w:color w:val="5F9EA0"/>
         </w:rPr>
         <w:t>Accent: #</w:t>
       </w:r>
       <w:proofErr w:type="gramEnd"/>
       <w:r>
         <w:rPr>
-          <w:color w:val="E07A5F"/>
+          <w:color w:val="5F9EA0"/>
         </w:rPr>
-        <w:t xml:space="preserve">2 </w:t>
+        <w:t>2</w:t>
       </w:r>
       <w:r>
         <w:rPr>
-          <w:color w:val="E07A5F"/>
+          <w:color w:val="5F9EA0"/>
         </w:rPr>
-        <w:t>#E07A5F</w:t>
+        <w:t xml:space="preserve"> </w:t>
+      </w:r>
+      <w:r>
+        <w:rPr>
+          <w:color w:val="5F9EA0"/>
+        </w:rPr>
+        <w:t>#5F9EA0 (cool muted teal)</w:t>
       </w:r>
     </w:p>
     <w:p>
